--- a/lessons/3-5-group1/homework.docx
+++ b/lessons/3-5-group1/homework.docx
@@ -416,7 +416,7 @@
         <w:t xml:space="preserve">Simplify (Simplificar)</w:t>
       </w:r>
       <w:r>
-        <w:t xml:space="preserve"> — To make a ratio as small as possible while keeping the same comparison.</w:t>
+        <w:t xml:space="preserve"> — To write a ratio with smaller numbers that still compares the same way. 6:8 and 3:4 are the same ratio.</w:t>
       </w:r>
     </w:p>
     <w:p>
